--- a/_episodes_rmd/02-vectorization.docx
+++ b/_episodes_rmd/02-vectorization.docx
@@ -1109,7 +1109,7 @@
         <w:t xml:space="preserve"> </w:t>
       </w:r>
       <w:r>
-        <w:t xml:space="preserve">If you’ve taken Software Carpentry with R, you may recall that a data frame is actually a special case of a list where all the list items are vectors of the same length.</w:t>
+        <w:t xml:space="preserve">If you’ve taken Software Carpentry with R, you may recall that a data frame is actually a special case of a list where all the list items are vectors of the same length. We’ll use unlist around lapply to get the answers back in an easy to read vector format for printing.</w:t>
       </w:r>
     </w:p>
     <w:p>
@@ -1216,288 +1216,19 @@
         <w:pStyle w:val="FirstParagraph"/>
       </w:pPr>
       <w:r>
-        <w:t xml:space="preserve">** Divide each column by the mean **</w:t>
-      </w:r>
-    </w:p>
-    <w:p>
-      <w:pPr>
-        <w:pStyle w:val="SourceCode"/>
-      </w:pPr>
-      <w:r>
-        <w:rPr>
-          <w:rStyle w:val="NormalTok"/>
-        </w:rPr>
-        <w:t xml:space="preserve">means_mtcars </w:t>
-      </w:r>
-      <w:r>
-        <w:rPr>
-          <w:rStyle w:val="OtherTok"/>
-        </w:rPr>
-        <w:t xml:space="preserve">&lt;-</w:t>
-      </w:r>
-      <w:r>
-        <w:rPr>
-          <w:rStyle w:val="NormalTok"/>
-        </w:rPr>
-        <w:t xml:space="preserve"> mtcars</w:t>
-      </w:r>
-      <w:r>
-        <w:br/>
-      </w:r>
-      <w:r>
-        <w:rPr>
-          <w:rStyle w:val="NormalTok"/>
-        </w:rPr>
-        <w:t xml:space="preserve">means_mtcars[] </w:t>
-      </w:r>
-      <w:r>
-        <w:rPr>
-          <w:rStyle w:val="OtherTok"/>
-        </w:rPr>
-        <w:t xml:space="preserve">&lt;-</w:t>
-      </w:r>
-      <w:r>
-        <w:rPr>
-          <w:rStyle w:val="NormalTok"/>
-        </w:rPr>
-        <w:t xml:space="preserve"> </w:t>
-      </w:r>
-      <w:r>
-        <w:rPr>
-          <w:rStyle w:val="FunctionTok"/>
-        </w:rPr>
-        <w:t xml:space="preserve">lapply</w:t>
-      </w:r>
-      <w:r>
-        <w:rPr>
-          <w:rStyle w:val="NormalTok"/>
-        </w:rPr>
-        <w:t xml:space="preserve">(</w:t>
-      </w:r>
-      <w:r>
-        <w:rPr>
-          <w:rStyle w:val="AttributeTok"/>
-        </w:rPr>
-        <w:t xml:space="preserve">X =</w:t>
-      </w:r>
-      <w:r>
-        <w:rPr>
-          <w:rStyle w:val="NormalTok"/>
-        </w:rPr>
-        <w:t xml:space="preserve"> mtcars[</w:t>
-      </w:r>
-      <w:r>
-        <w:rPr>
-          <w:rStyle w:val="DecValTok"/>
-        </w:rPr>
-        <w:t xml:space="preserve">2</w:t>
-      </w:r>
-      <w:r>
-        <w:rPr>
-          <w:rStyle w:val="SpecialCharTok"/>
-        </w:rPr>
-        <w:t xml:space="preserve">:</w:t>
-      </w:r>
-      <w:r>
-        <w:rPr>
-          <w:rStyle w:val="DecValTok"/>
-        </w:rPr>
-        <w:t xml:space="preserve">3</w:t>
-      </w:r>
-      <w:r>
-        <w:rPr>
-          <w:rStyle w:val="NormalTok"/>
-        </w:rPr>
-        <w:t xml:space="preserve">], </w:t>
-      </w:r>
-      <w:r>
-        <w:br/>
-      </w:r>
-      <w:r>
-        <w:rPr>
-          <w:rStyle w:val="NormalTok"/>
-        </w:rPr>
-        <w:t xml:space="preserve">                   </w:t>
-      </w:r>
-      <w:r>
-        <w:rPr>
-          <w:rStyle w:val="AttributeTok"/>
-        </w:rPr>
-        <w:t xml:space="preserve">FUN =</w:t>
-      </w:r>
-      <w:r>
-        <w:rPr>
-          <w:rStyle w:val="NormalTok"/>
-        </w:rPr>
-        <w:t xml:space="preserve"> </w:t>
-      </w:r>
-      <w:r>
-        <w:rPr>
-          <w:rStyle w:val="ControlFlowTok"/>
-        </w:rPr>
-        <w:t xml:space="preserve">function</w:t>
-      </w:r>
-      <w:r>
-        <w:rPr>
-          <w:rStyle w:val="NormalTok"/>
-        </w:rPr>
-        <w:t xml:space="preserve">(y) y </w:t>
-      </w:r>
-      <w:r>
-        <w:rPr>
-          <w:rStyle w:val="SpecialCharTok"/>
-        </w:rPr>
-        <w:t xml:space="preserve">/</w:t>
-      </w:r>
-      <w:r>
-        <w:rPr>
-          <w:rStyle w:val="NormalTok"/>
-        </w:rPr>
-        <w:t xml:space="preserve"> </w:t>
-      </w:r>
-      <w:r>
-        <w:rPr>
-          <w:rStyle w:val="FunctionTok"/>
-        </w:rPr>
-        <w:t xml:space="preserve">mean</w:t>
-      </w:r>
-      <w:r>
-        <w:rPr>
-          <w:rStyle w:val="NormalTok"/>
-        </w:rPr>
-        <w:t xml:space="preserve">(y)) </w:t>
-      </w:r>
-      <w:r>
-        <w:rPr>
-          <w:rStyle w:val="CommentTok"/>
-        </w:rPr>
-        <w:t xml:space="preserve">#y is an arbitrary variable used only, here, change to demo with x, z, etc.</w:t>
-      </w:r>
-      <w:r>
-        <w:br/>
-      </w:r>
-      <w:r>
-        <w:rPr>
-          <w:rStyle w:val="NormalTok"/>
-        </w:rPr>
-        <w:t xml:space="preserve">mtcars_lapply </w:t>
-      </w:r>
-      <w:r>
-        <w:rPr>
-          <w:rStyle w:val="OtherTok"/>
-        </w:rPr>
-        <w:t xml:space="preserve">&lt;-</w:t>
-      </w:r>
-      <w:r>
-        <w:rPr>
-          <w:rStyle w:val="NormalTok"/>
-        </w:rPr>
-        <w:t xml:space="preserve"> </w:t>
-      </w:r>
-      <w:r>
-        <w:rPr>
-          <w:rStyle w:val="FunctionTok"/>
-        </w:rPr>
-        <w:t xml:space="preserve">lapply</w:t>
-      </w:r>
-      <w:r>
-        <w:rPr>
-          <w:rStyle w:val="NormalTok"/>
-        </w:rPr>
-        <w:t xml:space="preserve">(</w:t>
-      </w:r>
-      <w:r>
-        <w:rPr>
-          <w:rStyle w:val="AttributeTok"/>
-        </w:rPr>
-        <w:t xml:space="preserve">X =</w:t>
-      </w:r>
-      <w:r>
-        <w:rPr>
-          <w:rStyle w:val="NormalTok"/>
-        </w:rPr>
-        <w:t xml:space="preserve"> mtcars[,</w:t>
-      </w:r>
-      <w:r>
-        <w:rPr>
-          <w:rStyle w:val="DecValTok"/>
-        </w:rPr>
-        <w:t xml:space="preserve">2</w:t>
-      </w:r>
-      <w:r>
-        <w:rPr>
-          <w:rStyle w:val="SpecialCharTok"/>
-        </w:rPr>
-        <w:t xml:space="preserve">:</w:t>
-      </w:r>
-      <w:r>
-        <w:rPr>
-          <w:rStyle w:val="DecValTok"/>
-        </w:rPr>
-        <w:t xml:space="preserve">3</w:t>
-      </w:r>
-      <w:r>
-        <w:rPr>
-          <w:rStyle w:val="NormalTok"/>
-        </w:rPr>
-        <w:t xml:space="preserve">],</w:t>
-      </w:r>
-      <w:r>
-        <w:br/>
-      </w:r>
-      <w:r>
-        <w:rPr>
-          <w:rStyle w:val="NormalTok"/>
-        </w:rPr>
-        <w:t xml:space="preserve">                   </w:t>
-      </w:r>
-      <w:r>
-        <w:rPr>
-          <w:rStyle w:val="ControlFlowTok"/>
-        </w:rPr>
-        <w:t xml:space="preserve">function</w:t>
-      </w:r>
-      <w:r>
-        <w:rPr>
-          <w:rStyle w:val="NormalTok"/>
-        </w:rPr>
-        <w:t xml:space="preserve">(y) y </w:t>
-      </w:r>
-      <w:r>
-        <w:rPr>
-          <w:rStyle w:val="SpecialCharTok"/>
-        </w:rPr>
-        <w:t xml:space="preserve">/</w:t>
-      </w:r>
-      <w:r>
-        <w:rPr>
-          <w:rStyle w:val="NormalTok"/>
-        </w:rPr>
-        <w:t xml:space="preserve"> </w:t>
-      </w:r>
-      <w:r>
-        <w:rPr>
-          <w:rStyle w:val="FunctionTok"/>
-        </w:rPr>
-        <w:t xml:space="preserve">mean</w:t>
-      </w:r>
-      <w:r>
-        <w:rPr>
-          <w:rStyle w:val="NormalTok"/>
-        </w:rPr>
-        <w:t xml:space="preserve">(y))  </w:t>
-      </w:r>
-      <w:r>
-        <w:rPr>
-          <w:rStyle w:val="CommentTok"/>
-        </w:rPr>
-        <w:t xml:space="preserve">#you can also assign to a new object, by default is a list.</w:t>
-      </w:r>
-    </w:p>
-    <w:p>
-      <w:pPr>
-        <w:pStyle w:val="FirstParagraph"/>
-      </w:pPr>
+        <w:rPr>
+          <w:bCs/>
+          <w:b/>
+        </w:rPr>
+        <w:t xml:space="preserve">FYI:</w:t>
+      </w:r>
+      <w:r>
+        <w:rPr>
+          <w:bCs/>
+          <w:b/>
+        </w:rPr>
+        <w:t xml:space="preserve"> </w:t>
+      </w:r>
       <w:r>
         <w:rPr>
           <w:rStyle w:val="VerbatimChar"/>
@@ -1534,12 +1265,12 @@
           <wp:inline>
             <wp:extent cx="1984767" cy="1516864"/>
             <wp:effectExtent b="0" l="0" r="0" t="0"/>
-            <wp:docPr descr="Wickham book map figure https://adv-r.hadley.nz/functionals.html#map" title="" id="1" name="Picture"/>
+            <wp:docPr descr="Wickham book map figure https://adv-r.hadley.nz/functionals.html#map" title="" id="24" name="Picture"/>
             <a:graphic>
               <a:graphicData uri="http://schemas.openxmlformats.org/drawingml/2006/picture">
                 <pic:pic>
                   <pic:nvPicPr>
-                    <pic:cNvPr descr="https://d33wubrfki0l68.cloudfront.net/f0494d020aa517ae7b1011cea4c4a9f21702df8b/2577b/diagrams/functionals/map.png" id="0" name="Picture"/>
+                    <pic:cNvPr descr="https://d33wubrfki0l68.cloudfront.net/f0494d020aa517ae7b1011cea4c4a9f21702df8b/2577b/diagrams/functionals/map.png" id="25" name="Picture"/>
                     <pic:cNvPicPr>
                       <a:picLocks noChangeArrowheads="1" noChangeAspect="1"/>
                     </pic:cNvPicPr>
@@ -1576,7 +1307,7 @@
       <w:pPr>
         <w:pStyle w:val="Heading2"/>
       </w:pPr>
-      <w:bookmarkStart w:id="24" w:name="tip-map-in-purrr-package."/>
+      <w:bookmarkStart w:id="26" w:name="tip-map-in-purrr-package."/>
       <w:r>
         <w:t xml:space="preserve">Tip: map() in</w:t>
       </w:r>
@@ -1598,7 +1329,7 @@
       <w:r>
         <w:t xml:space="preserve">package.</w:t>
       </w:r>
-      <w:bookmarkEnd w:id="24"/>
+      <w:bookmarkEnd w:id="26"/>
     </w:p>
     <w:p>
       <w:pPr>
@@ -1669,7 +1400,7 @@
 <file path=word/numbering.xml><?xml version="1.0" encoding="utf-8"?>
 <w:numbering xmlns:w="http://schemas.openxmlformats.org/wordprocessingml/2006/main">
   <w:abstractNum w:abstractNumId="990">
-    <w:nsid w:val="2c1ae401"/>
+    <w:nsid w:val="A990"/>
     <w:multiLevelType w:val="multilevel"/>
     <w:lvl w:ilvl="0">
       <w:numFmt w:val="bullet"/>
@@ -1755,10 +1486,10 @@
   <w:docDefaults>
     <w:rPrDefault>
       <w:rPr>
-        <w:rFonts w:asciiTheme="minorHAnsi" w:eastAsiaTheme="minorHAnsi" w:hAnsiTheme="minorHAnsi" w:cstheme="minorBidi"/>
+        <w:rFonts w:asciiTheme="minorHAnsi" w:cstheme="minorBidi" w:eastAsiaTheme="minorHAnsi" w:hAnsiTheme="minorHAnsi"/>
         <w:sz w:val="24"/>
         <w:szCs w:val="24"/>
-        <w:lang w:val="en-US" w:eastAsia="en-US" w:bidi="ar-SA"/>
+        <w:lang w:bidi="ar-SA" w:eastAsia="en-US" w:val="en-US"/>
       </w:rPr>
     </w:rPrDefault>
     <w:pPrDefault>
@@ -1767,35 +1498,35 @@
       </w:pPr>
     </w:pPrDefault>
   </w:docDefaults>
-  <w:latentStyles w:defLockedState="0" w:defUIPriority="0" w:defSemiHidden="0" w:defUnhideWhenUsed="0" w:defQFormat="0" w:count="276"/>
-  <w:style w:type="paragraph" w:default="1" w:styleId="Normal">
+  <w:latentStyles w:count="276" w:defLockedState="0" w:defQFormat="0" w:defSemiHidden="0" w:defUIPriority="0" w:defUnhideWhenUsed="0"/>
+  <w:style w:default="1" w:styleId="Normal" w:type="paragraph">
     <w:name w:val="Normal"/>
     <w:qFormat/>
   </w:style>
-  <w:style w:type="paragraph" w:styleId="BodyText">
+  <w:style w:styleId="BodyText" w:type="paragraph">
     <w:name w:val="Body Text"/>
     <w:basedOn w:val="Normal"/>
     <w:link w:val="BodyTextChar"/>
     <w:pPr>
-      <w:spacing w:before="180" w:after="180"/>
+      <w:spacing w:after="180" w:before="180"/>
     </w:pPr>
     <w:qFormat/>
   </w:style>
-  <w:style w:type="paragraph" w:customStyle="1" w:styleId="FirstParagraph">
+  <w:style w:customStyle="1" w:styleId="FirstParagraph" w:type="paragraph">
     <w:name w:val="First Paragraph"/>
     <w:basedOn w:val="BodyText"/>
     <w:next w:val="BodyText"/>
     <w:qFormat/>
   </w:style>
-  <w:style w:type="paragraph" w:customStyle="1" w:styleId="Compact">
+  <w:style w:customStyle="1" w:styleId="Compact" w:type="paragraph">
     <w:name w:val="Compact"/>
     <w:basedOn w:val="BodyText"/>
     <w:qFormat/>
     <w:pPr>
-      <w:spacing w:before="36" w:after="36"/>
+      <w:spacing w:after="36" w:before="36"/>
     </w:pPr>
   </w:style>
-  <w:style w:type="paragraph" w:styleId="Title">
+  <w:style w:styleId="Title" w:type="paragraph">
     <w:name w:val="Title"/>
     <w:basedOn w:val="Normal"/>
     <w:next w:val="BodyText"/>
@@ -1803,19 +1534,19 @@
     <w:pPr>
       <w:keepNext/>
       <w:keepLines/>
-      <w:spacing w:before="480" w:after="240"/>
+      <w:spacing w:after="240" w:before="480"/>
       <w:jc w:val="center"/>
     </w:pPr>
     <w:rPr>
-      <w:rFonts w:asciiTheme="majorHAnsi" w:eastAsiaTheme="majorEastAsia" w:hAnsiTheme="majorHAnsi" w:cstheme="majorBidi"/>
+      <w:rFonts w:asciiTheme="majorHAnsi" w:cstheme="majorBidi" w:eastAsiaTheme="majorEastAsia" w:hAnsiTheme="majorHAnsi"/>
       <w:b/>
       <w:bCs/>
-      <w:color w:val="345A8A" w:themeColor="accent1" w:themeShade="B5"/>
+      <w:color w:themeColor="accent1" w:themeShade="B5" w:val="345A8A"/>
       <w:sz w:val="36"/>
       <w:szCs w:val="36"/>
     </w:rPr>
   </w:style>
-  <w:style w:type="paragraph" w:styleId="Subtitle">
+  <w:style w:styleId="Subtitle" w:type="paragraph">
     <w:name w:val="Subtitle"/>
     <w:basedOn w:val="Title"/>
     <w:next w:val="BodyText"/>
@@ -1823,7 +1554,7 @@
     <w:pPr>
       <w:keepNext/>
       <w:keepLines/>
-      <w:spacing w:before="240" w:after="240"/>
+      <w:spacing w:after="240" w:before="240"/>
       <w:jc w:val="center"/>
     </w:pPr>
     <w:rPr>
@@ -1831,7 +1562,7 @@
       <w:szCs w:val="30"/>
     </w:rPr>
   </w:style>
-  <w:style w:type="paragraph" w:customStyle="1" w:styleId="Author">
+  <w:style w:customStyle="1" w:styleId="Author" w:type="paragraph">
     <w:name w:val="Author"/>
     <w:next w:val="BodyText"/>
     <w:qFormat/>
@@ -1841,7 +1572,7 @@
       <w:jc w:val="center"/>
     </w:pPr>
   </w:style>
-  <w:style w:type="paragraph" w:styleId="Date">
+  <w:style w:styleId="Date" w:type="paragraph">
     <w:name w:val="Date"/>
     <w:next w:val="BodyText"/>
     <w:qFormat/>
@@ -1851,7 +1582,7 @@
       <w:jc w:val="center"/>
     </w:pPr>
   </w:style>
-  <w:style w:type="paragraph" w:customStyle="1" w:styleId="Abstract">
+  <w:style w:customStyle="1" w:styleId="Abstract" w:type="paragraph">
     <w:name w:val="Abstract"/>
     <w:basedOn w:val="Normal"/>
     <w:next w:val="BodyText"/>
@@ -1859,14 +1590,14 @@
     <w:pPr>
       <w:keepNext/>
       <w:keepLines/>
-      <w:spacing w:before="300" w:after="300"/>
+      <w:spacing w:after="300" w:before="300"/>
     </w:pPr>
     <w:rPr>
       <w:sz w:val="20"/>
       <w:szCs w:val="20"/>
     </w:rPr>
   </w:style>
-  <w:style w:type="paragraph" w:styleId="Bibliography">
+  <w:style w:styleId="Bibliography" w:type="paragraph">
     <w:name w:val="Bibliography"/>
     <w:basedOn w:val="Normal"/>
     <w:next w:val="Bibliography"/>
@@ -1874,7 +1605,7 @@
     <w:pPr/>
     <w:rPr/>
   </w:style>
-  <w:style w:type="paragraph" w:styleId="Heading1">
+  <w:style w:styleId="Heading1" w:type="paragraph">
     <w:name w:val="Heading 1"/>
     <w:basedOn w:val="Normal"/>
     <w:next w:val="BodyText"/>
@@ -1883,19 +1614,19 @@
     <w:pPr>
       <w:keepNext/>
       <w:keepLines/>
-      <w:spacing w:before="480" w:after="0"/>
+      <w:spacing w:after="0" w:before="480"/>
       <w:outlineLvl w:val="0"/>
     </w:pPr>
     <w:rPr>
-      <w:rFonts w:asciiTheme="majorHAnsi" w:eastAsiaTheme="majorEastAsia" w:hAnsiTheme="majorHAnsi" w:cstheme="majorBidi"/>
+      <w:rFonts w:asciiTheme="majorHAnsi" w:cstheme="majorBidi" w:eastAsiaTheme="majorEastAsia" w:hAnsiTheme="majorHAnsi"/>
       <w:b/>
       <w:bCs/>
-      <w:color w:val="4F81BD" w:themeColor="accent1"/>
+      <w:color w:themeColor="accent1" w:val="4F81BD"/>
       <w:sz w:val="32"/>
       <w:szCs w:val="32"/>
     </w:rPr>
   </w:style>
-  <w:style w:type="paragraph" w:styleId="Heading2">
+  <w:style w:styleId="Heading2" w:type="paragraph">
     <w:name w:val="Heading 2"/>
     <w:basedOn w:val="Normal"/>
     <w:next w:val="BodyText"/>
@@ -1905,19 +1636,19 @@
     <w:pPr>
       <w:keepNext/>
       <w:keepLines/>
-      <w:spacing w:before="200" w:after="0"/>
+      <w:spacing w:after="0" w:before="200"/>
       <w:outlineLvl w:val="1"/>
     </w:pPr>
     <w:rPr>
-      <w:rFonts w:asciiTheme="majorHAnsi" w:eastAsiaTheme="majorEastAsia" w:hAnsiTheme="majorHAnsi" w:cstheme="majorBidi"/>
+      <w:rFonts w:asciiTheme="majorHAnsi" w:cstheme="majorBidi" w:eastAsiaTheme="majorEastAsia" w:hAnsiTheme="majorHAnsi"/>
       <w:b/>
       <w:bCs/>
-      <w:color w:val="4F81BD" w:themeColor="accent1"/>
+      <w:color w:themeColor="accent1" w:val="4F81BD"/>
       <w:sz w:val="28"/>
       <w:szCs w:val="28"/>
     </w:rPr>
   </w:style>
-  <w:style w:type="paragraph" w:styleId="Heading3">
+  <w:style w:styleId="Heading3" w:type="paragraph">
     <w:name w:val="Heading 3"/>
     <w:basedOn w:val="Normal"/>
     <w:next w:val="BodyText"/>
@@ -1927,19 +1658,19 @@
     <w:pPr>
       <w:keepNext/>
       <w:keepLines/>
-      <w:spacing w:before="200" w:after="0"/>
+      <w:spacing w:after="0" w:before="200"/>
       <w:outlineLvl w:val="2"/>
     </w:pPr>
     <w:rPr>
-      <w:rFonts w:asciiTheme="majorHAnsi" w:eastAsiaTheme="majorEastAsia" w:hAnsiTheme="majorHAnsi" w:cstheme="majorBidi"/>
+      <w:rFonts w:asciiTheme="majorHAnsi" w:cstheme="majorBidi" w:eastAsiaTheme="majorEastAsia" w:hAnsiTheme="majorHAnsi"/>
       <w:b/>
       <w:bCs/>
-      <w:color w:val="4F81BD" w:themeColor="accent1"/>
+      <w:color w:themeColor="accent1" w:val="4F81BD"/>
       <w:sz w:val="24"/>
       <w:szCs w:val="24"/>
     </w:rPr>
   </w:style>
-  <w:style w:type="paragraph" w:styleId="Heading4">
+  <w:style w:styleId="Heading4" w:type="paragraph">
     <w:name w:val="Heading 4"/>
     <w:basedOn w:val="Normal"/>
     <w:next w:val="BodyText"/>
@@ -1949,19 +1680,19 @@
     <w:pPr>
       <w:keepNext/>
       <w:keepLines/>
-      <w:spacing w:before="200" w:after="0"/>
+      <w:spacing w:after="0" w:before="200"/>
       <w:outlineLvl w:val="3"/>
     </w:pPr>
     <w:rPr>
-      <w:rFonts w:asciiTheme="majorHAnsi" w:eastAsiaTheme="majorEastAsia" w:hAnsiTheme="majorHAnsi" w:cstheme="majorBidi"/>
+      <w:rFonts w:asciiTheme="majorHAnsi" w:cstheme="majorBidi" w:eastAsiaTheme="majorEastAsia" w:hAnsiTheme="majorHAnsi"/>
       <w:i/>
       <w:bCs/>
-      <w:color w:val="4F81BD" w:themeColor="accent1"/>
+      <w:color w:themeColor="accent1" w:val="4F81BD"/>
       <w:sz w:val="24"/>
       <w:szCs w:val="24"/>
     </w:rPr>
   </w:style>
-  <w:style w:type="paragraph" w:styleId="Heading5">
+  <w:style w:styleId="Heading5" w:type="paragraph">
     <w:name w:val="Heading 5"/>
     <w:basedOn w:val="Normal"/>
     <w:next w:val="BodyText"/>
@@ -1971,18 +1702,18 @@
     <w:pPr>
       <w:keepNext/>
       <w:keepLines/>
-      <w:spacing w:before="200" w:after="0"/>
+      <w:spacing w:after="0" w:before="200"/>
       <w:outlineLvl w:val="4"/>
     </w:pPr>
     <w:rPr>
-      <w:rFonts w:asciiTheme="majorHAnsi" w:eastAsiaTheme="majorEastAsia" w:hAnsiTheme="majorHAnsi" w:cstheme="majorBidi"/>
+      <w:rFonts w:asciiTheme="majorHAnsi" w:cstheme="majorBidi" w:eastAsiaTheme="majorEastAsia" w:hAnsiTheme="majorHAnsi"/>
       <w:iCs/>
-      <w:color w:val="4F81BD" w:themeColor="accent1"/>
+      <w:color w:themeColor="accent1" w:val="4F81BD"/>
       <w:sz w:val="24"/>
       <w:szCs w:val="24"/>
     </w:rPr>
   </w:style>
-  <w:style w:type="paragraph" w:styleId="Heading6">
+  <w:style w:styleId="Heading6" w:type="paragraph">
     <w:name w:val="Heading 6"/>
     <w:basedOn w:val="Normal"/>
     <w:next w:val="BodyText"/>
@@ -1992,17 +1723,17 @@
     <w:pPr>
       <w:keepNext/>
       <w:keepLines/>
-      <w:spacing w:before="200" w:after="0"/>
+      <w:spacing w:after="0" w:before="200"/>
       <w:outlineLvl w:val="5"/>
     </w:pPr>
     <w:rPr>
-      <w:rFonts w:asciiTheme="majorHAnsi" w:eastAsiaTheme="majorEastAsia" w:hAnsiTheme="majorHAnsi" w:cstheme="majorBidi"/>
-      <w:color w:val="4F81BD" w:themeColor="accent1"/>
+      <w:rFonts w:asciiTheme="majorHAnsi" w:cstheme="majorBidi" w:eastAsiaTheme="majorEastAsia" w:hAnsiTheme="majorHAnsi"/>
+      <w:color w:themeColor="accent1" w:val="4F81BD"/>
       <w:sz w:val="24"/>
       <w:szCs w:val="24"/>
     </w:rPr>
   </w:style>
-  <w:style w:type="paragraph" w:styleId="Heading7">
+  <w:style w:styleId="Heading7" w:type="paragraph">
     <w:name w:val="Heading 7"/>
     <w:basedOn w:val="Normal"/>
     <w:next w:val="BodyText"/>
@@ -2012,17 +1743,17 @@
     <w:pPr>
       <w:keepNext/>
       <w:keepLines/>
-      <w:spacing w:before="200" w:after="0"/>
+      <w:spacing w:after="0" w:before="200"/>
       <w:outlineLvl w:val="6"/>
     </w:pPr>
     <w:rPr>
-      <w:rFonts w:asciiTheme="majorHAnsi" w:eastAsiaTheme="majorEastAsia" w:hAnsiTheme="majorHAnsi" w:cstheme="majorBidi"/>
-      <w:color w:val="4F81BD" w:themeColor="accent1"/>
+      <w:rFonts w:asciiTheme="majorHAnsi" w:cstheme="majorBidi" w:eastAsiaTheme="majorEastAsia" w:hAnsiTheme="majorHAnsi"/>
+      <w:color w:themeColor="accent1" w:val="4F81BD"/>
       <w:sz w:val="24"/>
       <w:szCs w:val="24"/>
     </w:rPr>
   </w:style>
-  <w:style w:type="paragraph" w:styleId="Heading8">
+  <w:style w:styleId="Heading8" w:type="paragraph">
     <w:name w:val="Heading 8"/>
     <w:basedOn w:val="Normal"/>
     <w:next w:val="BodyText"/>
@@ -2032,17 +1763,17 @@
     <w:pPr>
       <w:keepNext/>
       <w:keepLines/>
-      <w:spacing w:before="200" w:after="0"/>
+      <w:spacing w:after="0" w:before="200"/>
       <w:outlineLvl w:val="7"/>
     </w:pPr>
     <w:rPr>
-      <w:rFonts w:asciiTheme="majorHAnsi" w:eastAsiaTheme="majorEastAsia" w:hAnsiTheme="majorHAnsi" w:cstheme="majorBidi"/>
-      <w:color w:val="4F81BD" w:themeColor="accent1"/>
+      <w:rFonts w:asciiTheme="majorHAnsi" w:cstheme="majorBidi" w:eastAsiaTheme="majorEastAsia" w:hAnsiTheme="majorHAnsi"/>
+      <w:color w:themeColor="accent1" w:val="4F81BD"/>
       <w:sz w:val="24"/>
       <w:szCs w:val="24"/>
     </w:rPr>
   </w:style>
-  <w:style w:type="paragraph" w:styleId="Heading9">
+  <w:style w:styleId="Heading9" w:type="paragraph">
     <w:name w:val="Heading 9"/>
     <w:basedOn w:val="Normal"/>
     <w:next w:val="BodyText"/>
@@ -2052,17 +1783,17 @@
     <w:pPr>
       <w:keepNext/>
       <w:keepLines/>
-      <w:spacing w:before="200" w:after="0"/>
+      <w:spacing w:after="0" w:before="200"/>
       <w:outlineLvl w:val="8"/>
     </w:pPr>
     <w:rPr>
-      <w:rFonts w:asciiTheme="majorHAnsi" w:eastAsiaTheme="majorEastAsia" w:hAnsiTheme="majorHAnsi" w:cstheme="majorBidi"/>
-      <w:color w:val="4F81BD" w:themeColor="accent1"/>
+      <w:rFonts w:asciiTheme="majorHAnsi" w:cstheme="majorBidi" w:eastAsiaTheme="majorEastAsia" w:hAnsiTheme="majorHAnsi"/>
+      <w:color w:themeColor="accent1" w:val="4F81BD"/>
       <w:sz w:val="24"/>
       <w:szCs w:val="24"/>
     </w:rPr>
   </w:style>
-  <w:style w:type="paragraph" w:styleId="BlockText">
+  <w:style w:styleId="BlockText" w:type="paragraph">
     <w:name w:val="Block Text"/>
     <w:basedOn w:val="BodyText"/>
     <w:next w:val="BodyText"/>
@@ -2070,11 +1801,11 @@
     <w:unhideWhenUsed/>
     <w:qFormat/>
     <w:pPr>
-      <w:spacing w:before="100" w:after="100"/>
+      <w:spacing w:after="100" w:before="100"/>
       <w:ind w:firstLine="0" w:left="480" w:right="480"/>
     </w:pPr>
   </w:style>
-  <w:style w:type="paragraph" w:styleId="FootnoteText">
+  <w:style w:styleId="FootnoteText" w:type="paragraph">
     <w:name w:val="Footnote Text"/>
     <w:basedOn w:val="Normal"/>
     <w:next w:val="FootnoteText"/>
@@ -2082,30 +1813,30 @@
     <w:unhideWhenUsed/>
     <w:qFormat/>
   </w:style>
-  <w:style w:type="character" w:default="1" w:styleId="DefaultParagraphFont">
+  <w:style w:default="1" w:styleId="DefaultParagraphFont" w:type="character">
     <w:name w:val="Default Paragraph Font"/>
     <w:semiHidden/>
     <w:unhideWhenUsed/>
   </w:style>
-  <w:style w:type="table" w:default="1" w:styleId="Table">
+  <w:style w:default="1" w:styleId="Table" w:type="table">
     <w:name w:val="Table"/>
     <w:basedOn w:val="TableNormal"/>
     <w:semiHidden/>
     <w:unhideWhenUsed/>
     <w:qFormat/>
     <w:tblPr>
-      <w:tblInd w:w="0" w:type="dxa"/>
+      <w:tblInd w:type="dxa" w:w="0"/>
       <w:tblCellMar>
-        <w:top w:w="0" w:type="dxa"/>
-        <w:left w:w="108" w:type="dxa"/>
-        <w:bottom w:w="0" w:type="dxa"/>
-        <w:right w:w="108" w:type="dxa"/>
+        <w:top w:type="dxa" w:w="0"/>
+        <w:left w:type="dxa" w:w="108"/>
+        <w:bottom w:type="dxa" w:w="0"/>
+        <w:right w:type="dxa" w:w="108"/>
       </w:tblCellMar>
     </w:tblPr>
     <w:tblStylePr w:type="firstRow">
       <w:tblPr>
         <w:jc w:val="left"/>
-        <w:tblInd w:w="0" w:type="dxa"/>
+        <w:tblInd w:type="dxa" w:w="0"/>
       </w:tblPr>
       <w:trPr>
         <w:jc w:val="left"/>
@@ -2118,7 +1849,7 @@
       </w:tcPr>
     </w:tblStylePr>
   </w:style>
-  <w:style w:type="paragraph" w:customStyle="1" w:styleId="DefinitionTerm">
+  <w:style w:customStyle="1" w:styleId="DefinitionTerm" w:type="paragraph">
     <w:name w:val="Definition Term"/>
     <w:basedOn w:val="Normal"/>
     <w:next w:val="Definition"/>
@@ -2131,49 +1862,49 @@
       <w:b/>
     </w:rPr>
   </w:style>
-  <w:style w:type="paragraph" w:customStyle="1" w:styleId="Definition">
+  <w:style w:customStyle="1" w:styleId="Definition" w:type="paragraph">
     <w:name w:val="Definition"/>
     <w:basedOn w:val="Normal"/>
   </w:style>
-  <w:style w:type="paragraph" w:styleId="Caption">
+  <w:style w:styleId="Caption" w:type="paragraph">
     <w:name w:val="Caption"/>
     <w:basedOn w:val="Normal"/>
     <w:link w:val="BodyTextChar"/>
     <w:pPr>
-      <w:spacing w:before="0" w:after="120"/>
+      <w:spacing w:after="120" w:before="0"/>
     </w:pPr>
     <w:rPr>
       <w:i/>
     </w:rPr>
   </w:style>
-  <w:style w:type="paragraph" w:customStyle="1" w:styleId="TableCaption">
+  <w:style w:customStyle="1" w:styleId="TableCaption" w:type="paragraph">
     <w:name w:val="Table Caption"/>
     <w:basedOn w:val="Caption"/>
     <w:pPr>
       <w:keepNext/>
     </w:pPr>
   </w:style>
-  <w:style w:type="paragraph" w:customStyle="1" w:styleId="ImageCaption">
+  <w:style w:customStyle="1" w:styleId="ImageCaption" w:type="paragraph">
     <w:name w:val="Image Caption"/>
     <w:basedOn w:val="Caption"/>
   </w:style>
-  <w:style w:type="paragraph" w:customStyle="1" w:styleId="Figure">
+  <w:style w:customStyle="1" w:styleId="Figure" w:type="paragraph">
     <w:name w:val="Figure"/>
     <w:basedOn w:val="Normal"/>
   </w:style>
-  <w:style w:type="paragraph" w:customStyle="1" w:styleId="CaptionedFigure">
+  <w:style w:customStyle="1" w:styleId="CaptionedFigure" w:type="paragraph">
     <w:name w:val="Captioned Figure"/>
     <w:basedOn w:val="Figure"/>
     <w:pPr>
       <w:keepNext/>
     </w:pPr>
   </w:style>
-  <w:style w:type="character" w:customStyle="1" w:styleId="BodyTextChar">
+  <w:style w:customStyle="1" w:styleId="BodyTextChar" w:type="character">
     <w:name w:val="Body Text Char"/>
     <w:basedOn w:val="DefaultParagraphFont"/>
     <w:link w:val="BodyText"/>
   </w:style>
-  <w:style w:type="character" w:customStyle="1" w:styleId="VerbatimChar">
+  <w:style w:customStyle="1" w:styleId="VerbatimChar" w:type="character">
     <w:name w:val="Verbatim Char"/>
     <w:basedOn w:val="BodyTextChar"/>
     <w:rPr>
@@ -2181,25 +1912,25 @@
       <w:sz w:val="22"/>
     </w:rPr>
   </w:style>
-  <w:style w:type="character" w:customStyle="1" w:styleId="SectionNumber">
+  <w:style w:customStyle="1" w:styleId="SectionNumber" w:type="character">
     <w:name w:val="Section Number"/>
     <w:basedOn w:val="BodyTextChar"/>
   </w:style>
-  <w:style w:type="character" w:styleId="FootnoteReference">
+  <w:style w:styleId="FootnoteReference" w:type="character">
     <w:name w:val="Footnote Reference"/>
     <w:basedOn w:val="BodyTextChar"/>
     <w:rPr>
       <w:vertAlign w:val="superscript"/>
     </w:rPr>
   </w:style>
-  <w:style w:type="character" w:styleId="Hyperlink">
+  <w:style w:styleId="Hyperlink" w:type="character">
     <w:name w:val="Hyperlink"/>
     <w:basedOn w:val="BodyTextChar"/>
     <w:rPr>
-      <w:color w:val="4F81BD" w:themeColor="accent1"/>
-    </w:rPr>
-  </w:style>
-  <w:style w:type="paragraph" w:styleId="TOCHeading">
+      <w:color w:themeColor="accent1" w:val="4F81BD"/>
+    </w:rPr>
+  </w:style>
+  <w:style w:styleId="TOCHeading" w:type="paragraph">
     <w:name w:val="TOC Heading"/>
     <w:basedOn w:val="Heading1"/>
     <w:next w:val="BodyText"/>
@@ -2211,10 +1942,10 @@
       <w:outlineLvl w:val="9"/>
     </w:pPr>
     <w:rPr>
-      <w:rFonts w:asciiTheme="majorHAnsi" w:eastAsiaTheme="majorEastAsia" w:hAnsiTheme="majorHAnsi" w:cstheme="majorBidi"/>
+      <w:rFonts w:asciiTheme="majorHAnsi" w:cstheme="majorBidi" w:eastAsiaTheme="majorEastAsia" w:hAnsiTheme="majorHAnsi"/>
       <w:b w:val="0"/>
       <w:bCs w:val="0"/>
-      <w:color w:val="365F91" w:themeColor="accent1" w:themeShade="BF"/>
+      <w:color w:themeColor="accent1" w:themeShade="BF" w:val="365F91"/>
     </w:rPr>
   </w:style>
   <w:style w:type="paragraph" w:customStyle="1" w:styleId="SourceCode">
